--- a/flow/20230914_vu_template/drafts/2025-01-u/09-ЧТ-Полієвкта.docx
+++ b/flow/20230914_vu_template/drafts/2025-01-u/09-ЧТ-Полієвкта.docx
@@ -8302,7 +8302,23 @@
           <w:rFonts w:ascii="Times New Roman" w:hAnsi="Times New Roman"/>
           <w:sz w:val="24"/>
         </w:rPr>
-        <w:t xml:space="preserve"> Христос, істинний Бог наш, що в Йордані христитися зволив від Івана спасіння нашого ради - молитвами пречистої Своєї Матері, святих славних і всехвальних апостолів, і святого мученика Полієвкта, і всіх святих - помилує і спасе нас як благий і людинолюбний.</w:t>
+        <w:t xml:space="preserve"> Христос, істинний Бог наш, що в Йордані христитися зволив від Івана спасіння нашого ради - молитвами пречистої Своєї Матері, святих славних і всехвальних апостолів, і святого, </w:t>
+      </w:r>
+      <w:r>
+        <w:rPr>
+          <w:rFonts w:ascii="Times New Roman" w:hAnsi="Times New Roman"/>
+          <w:i/>
+          <w:color w:val="FF0000"/>
+          <w:sz w:val="24"/>
+        </w:rPr>
+        <w:t>якого є храм</w:t>
+      </w:r>
+      <w:r>
+        <w:rPr>
+          <w:rFonts w:ascii="Times New Roman" w:hAnsi="Times New Roman"/>
+          <w:sz w:val="24"/>
+        </w:rPr>
+        <w:t>, і святого мученика Полієвкта, і всіх святих - помилує і спасе нас як благий і людинолюбний.</w:t>
       </w:r>
     </w:p>
     <w:p>
@@ -20640,7 +20656,23 @@
           <w:rFonts w:ascii="Times New Roman" w:hAnsi="Times New Roman"/>
           <w:sz w:val="24"/>
         </w:rPr>
-        <w:t xml:space="preserve"> Христос, істинний Бог наш, що в Йордані христитися зволив від Івана спасіння нашого ради - молитвами пречистої Своєї Матері, святих славних і всехвальних апостолів, і святого мученика Полієвкта, і всіх святих - помилує і спасе нас як благий і людинолюбний.</w:t>
+        <w:t xml:space="preserve"> Христос, істинний Бог наш, що в Йордані христитися зволив від Івана спасіння нашого ради - молитвами пречистої Своєї Матері, святих славних і всехвальних апостолів, і святого, </w:t>
+      </w:r>
+      <w:r>
+        <w:rPr>
+          <w:rFonts w:ascii="Times New Roman" w:hAnsi="Times New Roman"/>
+          <w:i/>
+          <w:color w:val="FF0000"/>
+          <w:sz w:val="24"/>
+        </w:rPr>
+        <w:t>якого є храм</w:t>
+      </w:r>
+      <w:r>
+        <w:rPr>
+          <w:rFonts w:ascii="Times New Roman" w:hAnsi="Times New Roman"/>
+          <w:sz w:val="24"/>
+        </w:rPr>
+        <w:t>, і святого мученика Полієвкта, і всіх святих - помилує і спасе нас як благий і людинолюбний.</w:t>
       </w:r>
     </w:p>
     <w:p>
